--- a/docs/use cases.docx
+++ b/docs/use cases.docx
@@ -37,7 +37,16 @@
         <w:t>Description:</w:t>
       </w:r>
       <w:r>
-        <w:t xml:space="preserve"> A new user creates an account on the platform using an Email/Password combination or Social Login (Google) and completes their onboarding by setting their music preferences.</w:t>
+        <w:t xml:space="preserve"> A new user creates an account using </w:t>
+      </w:r>
+      <w:r>
+        <w:rPr>
+          <w:b/>
+        </w:rPr>
+        <w:t>Google Sign-In</w:t>
+      </w:r>
+      <w:r>
+        <w:t xml:space="preserve"> and completes onboarding by choosing a username, display name, and music preferences.</w:t>
       </w:r>
     </w:p>
     <w:p>
@@ -51,7 +60,7 @@
         <w:t>Pre-conditions:</w:t>
       </w:r>
       <w:r>
-        <w:t xml:space="preserve"> The user does not currently have an account associated with their email or Google profile. The user has downloaded or accessed the application.</w:t>
+        <w:t xml:space="preserve"> The user has a Google account and does not yet have a BookRough account linked to it.</w:t>
       </w:r>
     </w:p>
     <w:p>
@@ -65,7 +74,27 @@
         <w:t>Post-conditions:</w:t>
       </w:r>
       <w:r>
-        <w:t xml:space="preserve"> A new User record is created in the database containing their id, username, and preferred Service. The user is authenticated and logged into the application.</w:t>
+        <w:t xml:space="preserve"> A new User record is created containing their id, </w:t>
+      </w:r>
+      <w:r>
+        <w:rPr>
+          <w:rFonts w:ascii="Consolas" w:hAnsi="Consolas"/>
+          <w:color w:val="A03030"/>
+          <w:sz w:val="19"/>
+        </w:rPr>
+        <w:t>google_sub</w:t>
+      </w:r>
+      <w:r>
+        <w:t xml:space="preserve">, username, display name, and preferred service. </w:t>
+      </w:r>
+      <w:r>
+        <w:rPr>
+          <w:b/>
+        </w:rPr>
+        <w:t>No email address is stored.</w:t>
+      </w:r>
+      <w:r>
+        <w:t xml:space="preserve"> The user is authenticated and logged in.</w:t>
       </w:r>
     </w:p>
     <w:p>
@@ -79,7 +108,7 @@
         <w:t>Trigger:</w:t>
       </w:r>
       <w:r>
-        <w:t xml:space="preserve"> The user opens the app and taps or clicks the "Sign Up" button.</w:t>
+        <w:t xml:space="preserve"> The user opens the app and taps "Continue with Google".</w:t>
       </w:r>
     </w:p>
     <w:p>
@@ -95,50 +124,86 @@
     </w:p>
     <w:p>
       <w:pPr>
-        <w:pStyle w:val="ListBullet"/>
-      </w:pPr>
-      <w:r>
-        <w:t>The user selects the option to sign up.</w:t>
+        <w:pStyle w:val="ListBullet2"/>
+      </w:pPr>
+      <w:r>
+        <w:t>The user taps "Continue with Google" on the Welcome screen.</w:t>
       </w:r>
     </w:p>
     <w:p>
       <w:pPr>
-        <w:pStyle w:val="ListBullet"/>
-      </w:pPr>
-      <w:r>
-        <w:t>The system prompts the user to register via Email/Password or Social Login (Google).</w:t>
+        <w:pStyle w:val="ListBullet2"/>
+      </w:pPr>
+      <w:r>
+        <w:t>The Google popup opens and the user grants consent.</w:t>
       </w:r>
     </w:p>
     <w:p>
       <w:pPr>
-        <w:pStyle w:val="ListBullet"/>
-      </w:pPr>
-      <w:r>
-        <w:t>The user provides their credentials and basic profile details, such as a display name, profile picture, and a username.</w:t>
+        <w:pStyle w:val="ListBullet2"/>
+      </w:pPr>
+      <w:r>
+        <w:t>The frontend receives a Google identity token and posts it to the backend.</w:t>
       </w:r>
     </w:p>
     <w:p>
       <w:pPr>
-        <w:pStyle w:val="ListBullet"/>
-      </w:pPr>
-      <w:r>
-        <w:t>The system prompts the user to select their Preferred Streaming Service from the available options (Spotify, Apple Music, YouTube, Tidal, Deezer).</w:t>
+        <w:pStyle w:val="ListBullet2"/>
+      </w:pPr>
+      <w:r>
+        <w:t xml:space="preserve">The backend verifies the token signature and audience with Google, then reads the </w:t>
+      </w:r>
+      <w:r>
+        <w:rPr>
+          <w:rFonts w:ascii="Consolas" w:hAnsi="Consolas"/>
+          <w:color w:val="A03030"/>
+          <w:sz w:val="19"/>
+        </w:rPr>
+        <w:t>sub</w:t>
+      </w:r>
+      <w:r>
+        <w:t xml:space="preserve"> claim. </w:t>
+      </w:r>
+      <w:r>
+        <w:rPr>
+          <w:b/>
+        </w:rPr>
+        <w:t>The `email` claim is discarded and never written to the database.</w:t>
       </w:r>
     </w:p>
     <w:p>
       <w:pPr>
-        <w:pStyle w:val="ListBullet"/>
-      </w:pPr>
-      <w:r>
-        <w:t>The user makes their selection and submits the registration form.</w:t>
+        <w:pStyle w:val="ListBullet2"/>
+      </w:pPr>
+      <w:r>
+        <w:t xml:space="preserve">No user exists for that </w:t>
+      </w:r>
+      <w:r>
+        <w:rPr>
+          <w:rFonts w:ascii="Consolas" w:hAnsi="Consolas"/>
+          <w:color w:val="A03030"/>
+          <w:sz w:val="19"/>
+        </w:rPr>
+        <w:t>sub</w:t>
+      </w:r>
+      <w:r>
+        <w:t>, so the backend creates one and issues an app session JWT.</w:t>
       </w:r>
     </w:p>
     <w:p>
       <w:pPr>
-        <w:pStyle w:val="ListBullet"/>
-      </w:pPr>
-      <w:r>
-        <w:t>The system verifies the data, creates the account in the database, and logs the user in.</w:t>
+        <w:pStyle w:val="ListBullet2"/>
+      </w:pPr>
+      <w:r>
+        <w:t>The system routes the user to the "Complete Your Profile" screen to choose a username, a display name, and a Preferred Streaming Service (Spotify, Apple Music, YouTube, Tidal, Deezer).</w:t>
+      </w:r>
+    </w:p>
+    <w:p>
+      <w:pPr>
+        <w:pStyle w:val="ListBullet2"/>
+      </w:pPr>
+      <w:r>
+        <w:t>The user submits; the system saves the profile and routes them to the Communities Dashboard.</w:t>
       </w:r>
     </w:p>
     <w:p>
@@ -152,7 +217,54 @@
         <w:t>Fail description (Alternative Scenario):</w:t>
       </w:r>
       <w:r>
-        <w:t xml:space="preserve"> The user attempts to register with an email address that is already associated with an existing account. The system halts the registration, displays an error message stating "An account with this email already exists," and provides a link to navigate to the Login screen.</w:t>
+        <w:t xml:space="preserve"> The user chooses a username that is already taken. The system halts the profile step and displays "That username is already taken." The account row already exists at this point, so the user stays on the onboarding screen until a valid username is supplied rather than being sent back to the start.</w:t>
+      </w:r>
+    </w:p>
+    <w:p>
+      <w:pPr>
+        <w:pStyle w:val="IntenseQuote"/>
+      </w:pPr>
+      <w:r>
+        <w:rPr>
+          <w:b/>
+        </w:rPr>
+        <w:t>Note.</w:t>
+      </w:r>
+      <w:r>
+        <w:t xml:space="preserve"> Registration and login are the same button. A returning user whose </w:t>
+      </w:r>
+      <w:r>
+        <w:rPr>
+          <w:rFonts w:ascii="Consolas" w:hAnsi="Consolas"/>
+          <w:color w:val="A03030"/>
+          <w:sz w:val="19"/>
+        </w:rPr>
+        <w:t>sub</w:t>
+      </w:r>
+      <w:r>
+        <w:t xml:space="preserve"> is already known is simply logged in (UC-2); a new </w:t>
+      </w:r>
+      <w:r>
+        <w:rPr>
+          <w:rFonts w:ascii="Consolas" w:hAnsi="Consolas"/>
+          <w:color w:val="A03030"/>
+          <w:sz w:val="19"/>
+        </w:rPr>
+        <w:t>sub</w:t>
+      </w:r>
+      <w:r>
+        <w:t xml:space="preserve"> becomes a new account. There is no separate "Sign Up" path and no email/password option — see </w:t>
+      </w:r>
+      <w:r>
+        <w:rPr>
+          <w:rFonts w:ascii="Consolas" w:hAnsi="Consolas"/>
+          <w:color w:val="A03030"/>
+          <w:sz w:val="19"/>
+        </w:rPr>
+        <w:t>docs/auth.md</w:t>
+      </w:r>
+      <w:r>
+        <w:t>.</w:t>
       </w:r>
     </w:p>
     <w:p>
@@ -174,7 +286,16 @@
         <w:t>Description:</w:t>
       </w:r>
       <w:r>
-        <w:t xml:space="preserve"> An existing user accesses their account using their registered credentials (Email/Password) or via Social Login (Google).</w:t>
+        <w:t xml:space="preserve"> An existing user accesses their account via </w:t>
+      </w:r>
+      <w:r>
+        <w:rPr>
+          <w:b/>
+        </w:rPr>
+        <w:t>Google Sign-In</w:t>
+      </w:r>
+      <w:r>
+        <w:t>. This is the only login method.</w:t>
       </w:r>
     </w:p>
     <w:p>
@@ -188,7 +309,7 @@
         <w:t>Pre-conditions:</w:t>
       </w:r>
       <w:r>
-        <w:t xml:space="preserve"> The user has already completed the registration process and currently has an inactive session (is logged out).</w:t>
+        <w:t xml:space="preserve"> The user previously registered, and is currently logged out.</w:t>
       </w:r>
     </w:p>
     <w:p>
@@ -202,7 +323,7 @@
         <w:t>Post-conditions:</w:t>
       </w:r>
       <w:r>
-        <w:t xml:space="preserve"> The user's identity is verified, an active session is generated, and the user is granted access to their profile and communities.</w:t>
+        <w:t xml:space="preserve"> The user's identity is verified, a session JWT is issued as an HttpOnly cookie, and the user reaches their dashboard.</w:t>
       </w:r>
     </w:p>
     <w:p>
@@ -216,7 +337,7 @@
         <w:t>Trigger:</w:t>
       </w:r>
       <w:r>
-        <w:t xml:space="preserve"> The user opens the app and selects the "Log In" button.</w:t>
+        <w:t xml:space="preserve"> The user opens the app and taps "Continue with Google".</w:t>
       </w:r>
     </w:p>
     <w:p>
@@ -232,42 +353,61 @@
     </w:p>
     <w:p>
       <w:pPr>
-        <w:pStyle w:val="ListBullet"/>
-      </w:pPr>
-      <w:r>
-        <w:t>The user navigates to the login screen.</w:t>
+        <w:pStyle w:val="ListBullet2"/>
+      </w:pPr>
+      <w:r>
+        <w:t>The user taps "Continue with Google".</w:t>
       </w:r>
     </w:p>
     <w:p>
       <w:pPr>
-        <w:pStyle w:val="ListBullet"/>
-      </w:pPr>
-      <w:r>
-        <w:t>The user selects their preferred login method: entering their Email/Password or choosing Google Social Login.</w:t>
+        <w:pStyle w:val="ListBullet2"/>
+      </w:pPr>
+      <w:r>
+        <w:t>The Google popup opens and returns an identity token to the frontend.</w:t>
       </w:r>
     </w:p>
     <w:p>
       <w:pPr>
-        <w:pStyle w:val="ListBullet"/>
-      </w:pPr>
-      <w:r>
-        <w:t>The system validates the provided credentials against the database.</w:t>
+        <w:pStyle w:val="ListBullet2"/>
+      </w:pPr>
+      <w:r>
+        <w:t>The frontend posts the token to the backend.</w:t>
       </w:r>
     </w:p>
     <w:p>
       <w:pPr>
-        <w:pStyle w:val="ListBullet"/>
-      </w:pPr>
-      <w:r>
-        <w:t>The system successfully authenticates the user and generates an active session.</w:t>
+        <w:pStyle w:val="ListBullet2"/>
+      </w:pPr>
+      <w:r>
+        <w:t xml:space="preserve">The backend verifies it with Google and looks up the user by the </w:t>
+      </w:r>
+      <w:r>
+        <w:rPr>
+          <w:rFonts w:ascii="Consolas" w:hAnsi="Consolas"/>
+          <w:color w:val="A03030"/>
+          <w:sz w:val="19"/>
+        </w:rPr>
+        <w:t>sub</w:t>
+      </w:r>
+      <w:r>
+        <w:t xml:space="preserve"> claim.</w:t>
       </w:r>
     </w:p>
     <w:p>
       <w:pPr>
-        <w:pStyle w:val="ListBullet"/>
-      </w:pPr>
-      <w:r>
-        <w:t>The system redirects the user to their main dashboard or community view.</w:t>
+        <w:pStyle w:val="ListBullet2"/>
+      </w:pPr>
+      <w:r>
+        <w:t>A matching user is found; the backend issues an app session JWT.</w:t>
+      </w:r>
+    </w:p>
+    <w:p>
+      <w:pPr>
+        <w:pStyle w:val="ListBullet2"/>
+      </w:pPr>
+      <w:r>
+        <w:t>The system redirects the user to their Communities Dashboard.</w:t>
       </w:r>
     </w:p>
     <w:p>
@@ -281,7 +421,32 @@
         <w:t>Fail description (Alternative Scenario):</w:t>
       </w:r>
       <w:r>
-        <w:t xml:space="preserve"> The user enters an incorrect password for their email address. The system denies access, does not create a session, and displays an error message stating "Invalid email or password. Please try again."</w:t>
+        <w:t xml:space="preserve"> The Google token fails verification — it is expired, malformed, or was issued for a different audience. The backend returns </w:t>
+      </w:r>
+      <w:r>
+        <w:rPr>
+          <w:rFonts w:ascii="Consolas" w:hAnsi="Consolas"/>
+          <w:color w:val="A03030"/>
+          <w:sz w:val="19"/>
+        </w:rPr>
+        <w:t>401</w:t>
+      </w:r>
+      <w:r>
+        <w:t>, no session is created, and the UI shows "Sign-in failed. Please try again."</w:t>
+      </w:r>
+    </w:p>
+    <w:p>
+      <w:pPr>
+        <w:pStyle w:val="IntenseQuote"/>
+      </w:pPr>
+      <w:r>
+        <w:rPr>
+          <w:b/>
+        </w:rPr>
+        <w:t>Account recovery is Google's responsibility, not ours.</w:t>
+      </w:r>
+      <w:r>
+        <w:t xml:space="preserve"> Because no email address and no password are stored, a user who permanently loses access to their Google account cannot be recovered by BookRough, and support cannot identify them. This is the accepted cost of not holding user email addresses.</w:t>
       </w:r>
     </w:p>
     <w:p>
@@ -396,7 +561,7 @@
         <w:pStyle w:val="ListBullet"/>
       </w:pPr>
       <w:r>
-        <w:t>The frontend clears any cached local user data and redirects the user to the public landing or login screen.</w:t>
+        <w:t>The frontend clears any cached local user data and redirects the user to the public Welcome screen.</w:t>
       </w:r>
     </w:p>
     <w:p>
@@ -410,103 +575,7 @@
         <w:t>Fail description (Alternative Scenario):</w:t>
       </w:r>
       <w:r>
-        <w:t xml:space="preserve"> The user attempts to log out, but their session token has already expired on the server (e.g., due to prolonged inactivity). The system detects the invalid token when the logout request is made, clears the local client data anyway, and drops the user back at the login screen with a brief message stating "Session expired."</w:t>
-      </w:r>
-    </w:p>
-    <w:p>
-      <w:pPr>
-        <w:pStyle w:val="ListBullet"/>
-      </w:pPr>
-      <w:r>
-        <w:t>Description: A new user creates an account on the platform using an Email/Password combination or Social Login (Google) , and completes their onboarding by setting their music preferences.</w:t>
-      </w:r>
-    </w:p>
-    <w:p>
-      <w:pPr>
-        <w:pStyle w:val="ListBullet"/>
-      </w:pPr>
-      <w:r>
-        <w:t>Pre-conditions: The user does not currently have an account associated with their email or Google profile. The user has downloaded or accessed the application.</w:t>
-      </w:r>
-    </w:p>
-    <w:p>
-      <w:pPr>
-        <w:pStyle w:val="ListBullet"/>
-      </w:pPr>
-      <w:r>
-        <w:t>Post-conditions: A new User record is created in the database containing their id, username, and preferredService. The user is authenticated and logged into the application.</w:t>
-      </w:r>
-    </w:p>
-    <w:p>
-      <w:pPr>
-        <w:pStyle w:val="ListBullet"/>
-      </w:pPr>
-      <w:r>
-        <w:t>Trigger: The user opens the app and taps or clicks the "Sign Up" button.</w:t>
-      </w:r>
-    </w:p>
-    <w:p>
-      <w:pPr>
-        <w:pStyle w:val="ListBullet"/>
-      </w:pPr>
-      <w:r>
-        <w:t>Step-by-step scenario (Success):</w:t>
-      </w:r>
-    </w:p>
-    <w:p>
-      <w:pPr>
-        <w:pStyle w:val="ListBullet2"/>
-      </w:pPr>
-      <w:r>
-        <w:t>The user selects the option to sign up.</w:t>
-      </w:r>
-    </w:p>
-    <w:p>
-      <w:pPr>
-        <w:pStyle w:val="ListBullet2"/>
-      </w:pPr>
-      <w:r>
-        <w:t>The system prompts the user to register via Email/Password or Social Login (Google).</w:t>
-      </w:r>
-    </w:p>
-    <w:p>
-      <w:pPr>
-        <w:pStyle w:val="ListBullet2"/>
-      </w:pPr>
-      <w:r>
-        <w:t>The user provides their credentials and basic profile details, such as a display name, profile picture, and a username.</w:t>
-      </w:r>
-    </w:p>
-    <w:p>
-      <w:pPr>
-        <w:pStyle w:val="ListBullet2"/>
-      </w:pPr>
-      <w:r>
-        <w:t>The system prompts the user to select their Preferred Streaming Service from the available options (Spotify, Apple Music, YouTube, Tidal, Deezer).</w:t>
-      </w:r>
-    </w:p>
-    <w:p>
-      <w:pPr>
-        <w:pStyle w:val="ListBullet2"/>
-      </w:pPr>
-      <w:r>
-        <w:t>The user makes their selection and submits the registration form.</w:t>
-      </w:r>
-    </w:p>
-    <w:p>
-      <w:pPr>
-        <w:pStyle w:val="ListBullet2"/>
-      </w:pPr>
-      <w:r>
-        <w:t>The system verifies the data, creates the account in the database, and logs the user in.</w:t>
-      </w:r>
-    </w:p>
-    <w:p>
-      <w:pPr>
-        <w:pStyle w:val="ListBullet"/>
-      </w:pPr>
-      <w:r>
-        <w:t>Fail description (Alternative Scenario): The user attempts to register with an email address that is already associated with an existing account. The system halts the registration, displays an error message stating "An account with this email already exists," and provides a link to navigate to the Login screen.</w:t>
+        <w:t xml:space="preserve"> The user attempts to log out, but their session token has already expired on the server (e.g., due to prolonged inactivity). The system detects the invalid token when the logout request is made, clears the local client data anyway, and drops the user back at the Welcome screen with a brief message stating "Session expired."</w:t>
       </w:r>
     </w:p>
     <w:p>
@@ -2345,7 +2414,40 @@
         <w:pStyle w:val="Heading3"/>
       </w:pPr>
       <w:r>
-        <w:t>UC-17: User Resets Password (Forgot Password)</w:t>
+        <w:t>UC-17: *(withdrawn)* User Resets Password</w:t>
+      </w:r>
+    </w:p>
+    <w:p>
+      <w:pPr>
+        <w:pStyle w:val="IntenseQuote"/>
+      </w:pPr>
+      <w:r>
+        <w:rPr>
+          <w:b/>
+        </w:rPr>
+        <w:t>This use case has been withdrawn and is intentionally left numbered so that UC-18 keeps its identity.</w:t>
+      </w:r>
+      <w:r>
+        <w:t xml:space="preserve"> BookRough stores no passwords and no email addresses: Google Sign-In is the only authentication method (UC-1, UC-2). There is therefore nothing to reset and no address to send a reset link to. The </w:t>
+      </w:r>
+      <w:r>
+        <w:rPr>
+          <w:rFonts w:ascii="Consolas" w:hAnsi="Consolas"/>
+          <w:color w:val="A03030"/>
+          <w:sz w:val="19"/>
+        </w:rPr>
+        <w:t>password_resets</w:t>
+      </w:r>
+      <w:r>
+        <w:t xml:space="preserve"> table has been removed from the schema, and the Forgot Password and Create New Password screens have been removed from the screen catalog. Password recovery is handled entirely by Google, outside this application.</w:t>
+      </w:r>
+    </w:p>
+    <w:p>
+      <w:pPr>
+        <w:pStyle w:val="Heading3"/>
+      </w:pPr>
+      <w:r>
+        <w:t>UC-18: User Deletes a Post (Song Recommendation)</w:t>
       </w:r>
     </w:p>
     <w:p>
@@ -2359,7 +2461,7 @@
         <w:t>Description:</w:t>
       </w:r>
       <w:r>
-        <w:t xml:space="preserve"> An unauthenticated user initiates a password recovery flow to regain access to their account via an email reset link.</w:t>
+        <w:t xml:space="preserve"> The original author of a music recommendation permanently removes their post from a Community feed.</w:t>
       </w:r>
     </w:p>
     <w:p>
@@ -2373,7 +2475,7 @@
         <w:t>Pre-conditions:</w:t>
       </w:r>
       <w:r>
-        <w:t xml:space="preserve"> The user is logged out, created their account using the Email/Password method (not Google Social Login), and remembers the email address associated with their account.</w:t>
+        <w:t xml:space="preserve"> The user is logged in, viewing a Community feed, and their User ID matches the authorId of the target Post.</w:t>
       </w:r>
     </w:p>
     <w:p>
@@ -2387,7 +2489,7 @@
         <w:t>Post-conditions:</w:t>
       </w:r>
       <w:r>
-        <w:t xml:space="preserve"> The user successfully establishes a new password and gains authenticated access to the application.</w:t>
+        <w:t xml:space="preserve"> The Post record, including its associated ratings array, is permanently deleted from the database and removed from the Community's posts array.</w:t>
       </w:r>
     </w:p>
     <w:p>
@@ -2401,7 +2503,7 @@
         <w:t>Trigger:</w:t>
       </w:r>
       <w:r>
-        <w:t xml:space="preserve"> The user taps the "Forgot Password?" link on the login screen.</w:t>
+        <w:t xml:space="preserve"> The user taps the "Delete Post" option within the specific post's context menu.</w:t>
       </w:r>
     </w:p>
     <w:p>
@@ -2420,7 +2522,7 @@
         <w:pStyle w:val="ListBullet2"/>
       </w:pPr>
       <w:r>
-        <w:t>The user taps "Forgot Password?".</w:t>
+        <w:t>The user locates a post they previously authored in the feed.</w:t>
       </w:r>
     </w:p>
     <w:p>
@@ -2428,7 +2530,7 @@
         <w:pStyle w:val="ListBullet2"/>
       </w:pPr>
       <w:r>
-        <w:t>The system navigates to a password recovery screen prompting for the user's registered email address.</w:t>
+        <w:t>The user taps the context menu (e.g., three dots) on their post.</w:t>
       </w:r>
     </w:p>
     <w:p>
@@ -2436,7 +2538,7 @@
         <w:pStyle w:val="ListBullet2"/>
       </w:pPr>
       <w:r>
-        <w:t>The user enters their email and taps "Send Reset Link".</w:t>
+        <w:t>The user selects "Delete Post" from the dropdown.</w:t>
       </w:r>
     </w:p>
     <w:p>
@@ -2444,7 +2546,7 @@
         <w:pStyle w:val="ListBullet2"/>
       </w:pPr>
       <w:r>
-        <w:t>The backend verifies the email exists and dispatches an email containing a secure, time-sensitive reset token.</w:t>
+        <w:t>The system prompts the user with a destructive action warning: "Are you sure you want to delete this recommendation? This will also delete all ratings and comments associated with it."</w:t>
       </w:r>
     </w:p>
     <w:p>
@@ -2452,7 +2554,7 @@
         <w:pStyle w:val="ListBullet2"/>
       </w:pPr>
       <w:r>
-        <w:t>The app displays a confirmation message: "If an account exists, a reset link has been sent."</w:t>
+        <w:t>The user confirms the deletion.</w:t>
       </w:r>
     </w:p>
     <w:p>
@@ -2460,7 +2562,7 @@
         <w:pStyle w:val="ListBullet2"/>
       </w:pPr>
       <w:r>
-        <w:t>The user opens their email client, clicks the link, and is routed back to the app's "Create New Password" screen.</w:t>
+        <w:t>The backend deletes the Post record and cascades the deletion to any child data.</w:t>
       </w:r>
     </w:p>
     <w:p>
@@ -2468,15 +2570,7 @@
         <w:pStyle w:val="ListBullet2"/>
       </w:pPr>
       <w:r>
-        <w:t>The user enters and confirms a new valid password.</w:t>
-      </w:r>
-    </w:p>
-    <w:p>
-      <w:pPr>
-        <w:pStyle w:val="ListBullet2"/>
-      </w:pPr>
-      <w:r>
-        <w:t>The backend updates the user's password hash and automatically logs them in.</w:t>
+        <w:t>The UI instantly removes the post from the visible feed.</w:t>
       </w:r>
     </w:p>
     <w:p>
@@ -2490,7 +2584,7 @@
         <w:t>Fail description (Alternative Scenario):</w:t>
       </w:r>
       <w:r>
-        <w:t xml:space="preserve"> The user enters an email address that belongs to an account created exclusively via Google Social Login. The backend detects this and, to prevent confusion, sends an email to that address stating: "You previously signed in using Google. Please return to the app and select 'Continue with Google' to log in." The app UI remains on the generic "link sent" confirmation screen for security purposes.</w:t>
+        <w:t xml:space="preserve"> The user's device loses network connectivity immediately after confirming the deletion. The backend request fails. The system catches the error, leaves the post visible in the feed, and displays a temporary error banner: "Could not delete post. Check your connection and try again."</w:t>
       </w:r>
     </w:p>
     <w:p>
@@ -2498,7 +2592,7 @@
         <w:pStyle w:val="Heading3"/>
       </w:pPr>
       <w:r>
-        <w:t>UC-18: User Deletes a Post (Song Recommendation)</w:t>
+        <w:t>UC-19: Administrator Manages the Application</w:t>
       </w:r>
     </w:p>
     <w:p>
@@ -2512,7 +2606,7 @@
         <w:t>Description:</w:t>
       </w:r>
       <w:r>
-        <w:t xml:space="preserve"> The original author of a music recommendation permanently removes their post from a Community feed.</w:t>
+        <w:t xml:space="preserve"> The application owner signs into an administrative area to review the user base and adjust presentation configuration without touching the database directly.</w:t>
       </w:r>
     </w:p>
     <w:p>
@@ -2526,7 +2620,29 @@
         <w:t>Pre-conditions:</w:t>
       </w:r>
       <w:r>
-        <w:t xml:space="preserve"> The user is logged in, viewing a Community feed, and their User ID matches the authorId of the target Post.</w:t>
+        <w:t xml:space="preserve"> The user is authenticated and their </w:t>
+      </w:r>
+      <w:r>
+        <w:rPr>
+          <w:rFonts w:ascii="Consolas" w:hAnsi="Consolas"/>
+          <w:color w:val="A03030"/>
+          <w:sz w:val="19"/>
+        </w:rPr>
+        <w:t>users.role</w:t>
+      </w:r>
+      <w:r>
+        <w:t xml:space="preserve"> is </w:t>
+      </w:r>
+      <w:r>
+        <w:rPr>
+          <w:rFonts w:ascii="Consolas" w:hAnsi="Consolas"/>
+          <w:color w:val="A03030"/>
+          <w:sz w:val="19"/>
+        </w:rPr>
+        <w:t>ADMIN</w:t>
+      </w:r>
+      <w:r>
+        <w:t>.</w:t>
       </w:r>
     </w:p>
     <w:p>
@@ -2540,7 +2656,7 @@
         <w:t>Post-conditions:</w:t>
       </w:r>
       <w:r>
-        <w:t xml:space="preserve"> The Post record, including its associated ratings array, is permanently deleted from the database and removed from the Community's posts array.</w:t>
+        <w:t xml:space="preserve"> The requested configuration change is persisted and takes effect for all users. The action is recorded in an audit trail.</w:t>
       </w:r>
     </w:p>
     <w:p>
@@ -2554,7 +2670,7 @@
         <w:t>Trigger:</w:t>
       </w:r>
       <w:r>
-        <w:t xml:space="preserve"> The user taps the "Delete Post" option within the specific post's context menu.</w:t>
+        <w:t xml:space="preserve"> An administrator navigates to the admin area.</w:t>
       </w:r>
     </w:p>
     <w:p>
@@ -2573,7 +2689,7 @@
         <w:pStyle w:val="ListBullet2"/>
       </w:pPr>
       <w:r>
-        <w:t>The user locates a post they previously authored in the feed.</w:t>
+        <w:t>The administrator signs in through the normal Google flow (UC-2).</w:t>
       </w:r>
     </w:p>
     <w:p>
@@ -2581,7 +2697,18 @@
         <w:pStyle w:val="ListBullet2"/>
       </w:pPr>
       <w:r>
-        <w:t>The user taps the context menu (e.g., three dots) on their post.</w:t>
+        <w:t xml:space="preserve">The system recognises the </w:t>
+      </w:r>
+      <w:r>
+        <w:rPr>
+          <w:rFonts w:ascii="Consolas" w:hAnsi="Consolas"/>
+          <w:color w:val="A03030"/>
+          <w:sz w:val="19"/>
+        </w:rPr>
+        <w:t>ADMIN</w:t>
+      </w:r>
+      <w:r>
+        <w:t xml:space="preserve"> role and exposes the admin area; it is invisible and inaccessible to everyone else.</w:t>
       </w:r>
     </w:p>
     <w:p>
@@ -2589,7 +2716,7 @@
         <w:pStyle w:val="ListBullet2"/>
       </w:pPr>
       <w:r>
-        <w:t>The user selects "Delete Post" from the dropdown.</w:t>
+        <w:t>The administrator views the user list: username, display name, preferred service, join date, and activity counts.</w:t>
       </w:r>
     </w:p>
     <w:p>
@@ -2597,7 +2724,7 @@
         <w:pStyle w:val="ListBullet2"/>
       </w:pPr>
       <w:r>
-        <w:t>The system prompts the user with a destructive action warning: "Are you sure you want to delete this recommendation? This will also delete all ratings and comments associated with it."</w:t>
+        <w:t>The administrator adjusts a presentation setting (for example a theme colour or a piece of static copy).</w:t>
       </w:r>
     </w:p>
     <w:p>
@@ -2605,23 +2732,7 @@
         <w:pStyle w:val="ListBullet2"/>
       </w:pPr>
       <w:r>
-        <w:t>The user confirms the deletion.</w:t>
-      </w:r>
-    </w:p>
-    <w:p>
-      <w:pPr>
-        <w:pStyle w:val="ListBullet2"/>
-      </w:pPr>
-      <w:r>
-        <w:t>The backend deletes the Post record and cascades the deletion to any child data.</w:t>
-      </w:r>
-    </w:p>
-    <w:p>
-      <w:pPr>
-        <w:pStyle w:val="ListBullet2"/>
-      </w:pPr>
-      <w:r>
-        <w:t>The UI instantly removes the post from the visible feed.</w:t>
+        <w:t>The system saves the change, records who made it and when, and applies it for all users.</w:t>
       </w:r>
     </w:p>
     <w:p>
@@ -2635,7 +2746,79 @@
         <w:t>Fail description (Alternative Scenario):</w:t>
       </w:r>
       <w:r>
-        <w:t xml:space="preserve"> The user's device loses network connectivity immediately after confirming the deletion. The backend request fails. The system catches the error, leaves the post visible in the feed, and displays a temporary error banner: "Could not delete post. Check your connection and try again."</w:t>
+        <w:t xml:space="preserve"> A non-admin user navigates directly to an admin URL or calls an admin endpoint. The backend returns </w:t>
+      </w:r>
+      <w:r>
+        <w:rPr>
+          <w:rFonts w:ascii="Consolas" w:hAnsi="Consolas"/>
+          <w:color w:val="A03030"/>
+          <w:sz w:val="19"/>
+        </w:rPr>
+        <w:t>403</w:t>
+      </w:r>
+      <w:r>
+        <w:t xml:space="preserve"> and the frontend shows the standard not-found page rather than confirming that an admin area exists.</w:t>
+      </w:r>
+    </w:p>
+    <w:p>
+      <w:pPr>
+        <w:pStyle w:val="IntenseQuote"/>
+      </w:pPr>
+      <w:r>
+        <w:rPr>
+          <w:b/>
+        </w:rPr>
+        <w:t>Privacy constraint — the reason this use case exists in this form.</w:t>
+      </w:r>
+      <w:r>
+        <w:t xml:space="preserve"> The user list </w:t>
+      </w:r>
+      <w:r>
+        <w:rPr>
+          <w:b/>
+        </w:rPr>
+        <w:t>cannot show an email address, because none is stored</w:t>
+      </w:r>
+      <w:r>
+        <w:t xml:space="preserve"> (UC-1). Nothing in the admin area identifies a real person: it shows only what the user chose to display. This is a deliberate data-minimisation decision, not an oversight. </w:t>
+      </w:r>
+      <w:r>
+        <w:rPr>
+          <w:b/>
+        </w:rPr>
+        <w:t>Honest limit:</w:t>
+      </w:r>
+      <w:r>
+        <w:t xml:space="preserve"> this reduces </w:t>
+      </w:r>
+      <w:r>
+        <w:rPr>
+          <w:i/>
+        </w:rPr>
+        <w:t>incidental</w:t>
+      </w:r>
+      <w:r>
+        <w:t xml:space="preserve"> exposure. It is not a cryptographic guarantee — the operator runs the server and can change the code. The protection is that there is no personal data in the system to expose in the first place. </w:t>
+      </w:r>
+      <w:r>
+        <w:rPr>
+          <w:b/>
+        </w:rPr>
+        <w:t>Scope detail is deliberately not specified here.</w:t>
+      </w:r>
+      <w:r>
+        <w:t xml:space="preserve"> Exactly which settings are configurable, and what the audit trail records, are decided in this feature's specification session and written to </w:t>
+      </w:r>
+      <w:r>
+        <w:rPr>
+          <w:rFonts w:ascii="Consolas" w:hAnsi="Consolas"/>
+          <w:color w:val="A03030"/>
+          <w:sz w:val="19"/>
+        </w:rPr>
+        <w:t>docs/features/admin-panel.md</w:t>
+      </w:r>
+      <w:r>
+        <w:t xml:space="preserve"> before implementation begins.</w:t>
       </w:r>
     </w:p>
     <w:sectPr>

--- a/docs/use cases.docx
+++ b/docs/use cases.docx
@@ -46,7 +46,7 @@
         <w:t>Google Sign-In</w:t>
       </w:r>
       <w:r>
-        <w:t xml:space="preserve"> and completes onboarding by choosing a username, display name, and music preferences.</w:t>
+        <w:t xml:space="preserve"> and completes onboarding by choosing a display name and a preferred streaming service.</w:t>
       </w:r>
     </w:p>
     <w:p>
@@ -85,7 +85,7 @@
         <w:t>google_sub</w:t>
       </w:r>
       <w:r>
-        <w:t xml:space="preserve">, username, display name, and preferred service. </w:t>
+        <w:t xml:space="preserve">, display name, and preferred service. </w:t>
       </w:r>
       <w:r>
         <w:rPr>
@@ -195,7 +195,7 @@
         <w:pStyle w:val="ListBullet2"/>
       </w:pPr>
       <w:r>
-        <w:t>The system routes the user to the "Complete Your Profile" screen to choose a username, a display name, and a Preferred Streaming Service (Spotify, Apple Music, YouTube, Tidal, Deezer).</w:t>
+        <w:t>The system routes the user to the "Complete Your Profile" screen to choose a display name (any language, unique) and a Preferred Streaming Service (Spotify, Apple Music, YouTube, Tidal, Deezer).</w:t>
       </w:r>
     </w:p>
     <w:p>
@@ -217,7 +217,7 @@
         <w:t>Fail description (Alternative Scenario):</w:t>
       </w:r>
       <w:r>
-        <w:t xml:space="preserve"> The user chooses a username that is already taken. The system halts the profile step and displays "That username is already taken." The account row already exists at this point, so the user stays on the onboarding screen until a valid username is supplied rather than being sent back to the start.</w:t>
+        <w:t xml:space="preserve"> The user chooses a display name that is already taken. The system halts the profile step and displays "That display name is already taken." The account row already exists at this point, so the user stays on the onboarding screen until an available display name is supplied rather than being sent back to the start.</w:t>
       </w:r>
     </w:p>
     <w:p>
@@ -690,7 +690,7 @@
         <w:pStyle w:val="ListBullet2"/>
       </w:pPr>
       <w:r>
-        <w:t>The system validates the inputs (display name length, username uniqueness, a recognised streaming service).</w:t>
+        <w:t>The system validates the inputs (display name length and uniqueness, a recognised streaming service).</w:t>
       </w:r>
     </w:p>
     <w:p>
@@ -720,7 +720,7 @@
         <w:t>Fail description (Alternative Scenario):</w:t>
       </w:r>
       <w:r>
-        <w:t xml:space="preserve"> The user attempts to save a username that is already taken by another account. The system prevents the save action and displays an inline error message: "That username is already taken."</w:t>
+        <w:t xml:space="preserve"> The user attempts to save a display name that is already taken by another account. The system prevents the save action and displays an inline error message: "That display name is already taken."</w:t>
       </w:r>
     </w:p>
     <w:p>
@@ -776,7 +776,7 @@
         <w:t>Description:</w:t>
       </w:r>
       <w:r>
-        <w:t xml:space="preserve"> A user searches the platform's directory to find other individuals using their username or display name.</w:t>
+        <w:t xml:space="preserve"> A user searches the platform's directory to find other individuals using their display name.</w:t>
       </w:r>
     </w:p>
     <w:p>
@@ -853,7 +853,7 @@
         <w:pStyle w:val="ListBullet2"/>
       </w:pPr>
       <w:r>
-        <w:t>The system queries the database for User records where the username or display name partially or fully matches the input.</w:t>
+        <w:t>The system queries the database for User records where the display name partially or fully matches the input.</w:t>
       </w:r>
     </w:p>
     <w:p>
@@ -883,7 +883,7 @@
         <w:t>Fail description (Alternative Scenario):</w:t>
       </w:r>
       <w:r>
-        <w:t xml:space="preserve"> The user searches for a username that does not exist in the database or contains invalid special characters. The system completes the search but returns an empty state graphic with the text: "No users found matching this search. Try a different name."</w:t>
+        <w:t xml:space="preserve"> The user searches for a name that does not exist in the database or contains invalid special characters. The system completes the search but returns an empty state graphic with the text: "No users found matching this search. Try a different name."</w:t>
       </w:r>
     </w:p>
     <w:p>
@@ -2392,7 +2392,7 @@
         <w:pStyle w:val="ListBullet2"/>
       </w:pPr>
       <w:r>
-        <w:t>Below the average, the system lists individual rating entries, displaying the rater's username, their specific star score (1-10), their optional text comment, and the timestamp.</w:t>
+        <w:t>Below the average, the system lists individual rating entries, displaying the rater's display name, their specific star score (1-10), their optional text comment, and the timestamp.</w:t>
       </w:r>
     </w:p>
     <w:p>
@@ -2716,7 +2716,7 @@
         <w:pStyle w:val="ListBullet2"/>
       </w:pPr>
       <w:r>
-        <w:t>The administrator views the user list: username, display name, preferred service, join date, and activity counts.</w:t>
+        <w:t>The administrator views the user list: display name, preferred service, join date, and activity counts.</w:t>
       </w:r>
     </w:p>
     <w:p>

--- a/docs/use cases.docx
+++ b/docs/use cases.docx
@@ -743,7 +743,7 @@
         <w:t>generated</w:t>
       </w:r>
       <w:r>
-        <w:t xml:space="preserve">, not uploaded — initials over a colour derived deterministically from the user id. Users who signed in with Google keep the picture Google supplies. There is no upload control anywhere in the product; see </w:t>
+        <w:t xml:space="preserve">, not uploaded — initials over a colour derived deterministically from the user id. Users who signed in with Google may choose the picture Google supplies during onboarding; the generated avatar is the default, and a declined photo is not stored. There is no upload control anywhere in the product; see </w:t>
       </w:r>
       <w:r>
         <w:rPr>

--- a/docs/use cases.docx
+++ b/docs/use cases.docx
@@ -1385,7 +1385,7 @@
         <w:pStyle w:val="ListBullet2"/>
       </w:pPr>
       <w:r>
-        <w:t>The system presents the user's friends list, allowing them to select friends to invite.</w:t>
+        <w:t xml:space="preserve">Once friends exist (Phase 5), the system presents the user's friends list, allowing them to select friends to invite. Until then, a static "Invite friends" card holds that place on the form.</w:t>
       </w:r>
     </w:p>
     <w:p>
@@ -1401,7 +1401,7 @@
         <w:pStyle w:val="ListBullet2"/>
       </w:pPr>
       <w:r>
-        <w:t>The backend creates the Community, assigns the creator as Admin, and generates unique invite links for the selected friends.</w:t>
+        <w:t xml:space="preserve">The backend creates the Community and assigns the creator as Admin. (Invite links for selected friends arrive with the friends picker; meanwhile an Admin shares an invite link, UC-15.)</w:t>
       </w:r>
     </w:p>
     <w:p>
@@ -1409,7 +1409,7 @@
         <w:pStyle w:val="ListBullet2"/>
       </w:pPr>
       <w:r>
-        <w:t>The user is redirected to the newly created Community's main feed.</w:t>
+        <w:t xml:space="preserve">The user is redirected to the newly created Community's page (its feed, once posts exist in Phase 3).</w:t>
       </w:r>
     </w:p>
     <w:p>

--- a/docs/use cases.docx
+++ b/docs/use cases.docx
@@ -2176,7 +2176,7 @@
         <w:t>Pre-conditions:</w:t>
       </w:r>
       <w:r>
-        <w:t xml:space="preserve"> The user has the application installed, is logged into their account, and has received a valid, unexpired invite link (e.g., via SMS or external messaging).</w:t>
+        <w:t xml:space="preserve"> The user has received a valid invite link (e.g., via SMS or external messaging). They do not need to be signed in, or even to have an account: the preview offers Google sign-in, and a new user completes their profile and is brought back to it.</w:t>
       </w:r>
     </w:p>
     <w:p>
@@ -2231,7 +2231,7 @@
         <w:pStyle w:val="ListBullet2"/>
       </w:pPr>
       <w:r>
-        <w:t>The device's OS routes the link to the installed application (Deep Linking).</w:t>
+        <w:t xml:space="preserve">The link opens BookRough in the browser. (On iPhone that is Safari: iOS does not route links into an installed home-screen app. Membership is stored on the server, so the community appears in the installed app as well.)</w:t>
       </w:r>
     </w:p>
     <w:p>
@@ -2263,7 +2263,7 @@
         <w:pStyle w:val="ListBullet2"/>
       </w:pPr>
       <w:r>
-        <w:t>The system redirects the user directly into the newly joined Community's main feed.</w:t>
+        <w:t xml:space="preserve">The system redirects the user directly into the newly joined Community's page (its feed, once posts exist in Phase 3).</w:t>
       </w:r>
     </w:p>
     <w:p>
@@ -2277,7 +2277,18 @@
         <w:t>Fail description (Alternative Scenario):</w:t>
       </w:r>
       <w:r>
-        <w:t xml:space="preserve"> The user clicks an invite link that the Admin has since revoked or that has exceeded its expiration date. The app opens to the preview screen, but instead of joining, it displays an error state: "This invite link is invalid or has expired. Please request a new link from the Community Admin."</w:t>
+        <w:t xml:space="preserve"> The user clicks an invite link that an Admin has since reset. The preview screen displays an error state instead: "This invite link is invalid or has expired. Please request a new link from the Community Admin."</w:t>
+      </w:r>
+    </w:p>
+    <w:p>
+      <w:r>
+        <w:rPr>
+          <w:b/>
+        </w:rPr>
+        <w:t>Who has the link.</w:t>
+      </w:r>
+      <w:r>
+        <w:t xml:space="preserve"> Each community has one invite link. Only its Admins can see it, share it, and reset it; resetting is what "revoked" means, and there is no expiry date. Joining twice is harmless: an existing member is told they are already in and taken to the community. Specified in docs/features/communities-invites.md.</w:t>
       </w:r>
     </w:p>
     <w:p>

--- a/docs/use cases.docx
+++ b/docs/use cases.docx
@@ -1325,10 +1325,10 @@
         <w:rPr>
           <w:b/>
         </w:rPr>
-        <w:t>Post-conditions:</w:t>
-      </w:r>
-      <w:r>
-        <w:t xml:space="preserve"> A new Community record is created in the database containing an id and name. The creating user is automatically designated as a Community Admin.</w:t>
+        <w:t xml:space="preserve">Post-conditions:</w:t>
+      </w:r>
+      <w:r>
+        <w:t xml:space="preserve"> A new Community record is created in the database containing an id and name. The creating user becomes its Owner — an Admin who cannot be demoted or removed and who alone can delete the community.</w:t>
       </w:r>
     </w:p>
     <w:p>
@@ -1401,7 +1401,7 @@
         <w:pStyle w:val="ListBullet2"/>
       </w:pPr>
       <w:r>
-        <w:t xml:space="preserve">The backend creates the Community and assigns the creator as Admin. (Invite links for selected friends arrive with the friends picker; meanwhile an Admin shares an invite link, UC-15.)</w:t>
+        <w:t xml:space="preserve">The backend creates the Community and makes the creator its Owner. (Invite links for selected friends arrive with the friends picker; meanwhile an Admin shares an invite link, UC-15.)</w:t>
       </w:r>
     </w:p>
     <w:p>
@@ -1565,10 +1565,10 @@
         <w:rPr>
           <w:b/>
         </w:rPr>
-        <w:t>Fail description (Alternative Scenario):</w:t>
-      </w:r>
-      <w:r>
-        <w:t xml:space="preserve"> The user is the sole Admin of the Community and attempts to leave. The system blocks the action to prevent the group from becoming orphaned. A modal appears stating: "You are the only Admin. Please assign another member as Admin or delete the Community before leaving."</w:t>
+        <w:t xml:space="preserve">Fail description (Alternative Scenario):</w:t>
+      </w:r>
+      <w:r>
+        <w:t xml:space="preserve"> The user is the community's Owner and attempts to leave. The system blocks the action so the community is never left without an owner: "You're the owner. Transfer ownership to another member or delete the community before leaving." Admins and members can always leave; leaving never blocks them from rejoining.</w:t>
       </w:r>
     </w:p>
     <w:p>
@@ -2042,10 +2042,10 @@
         <w:rPr>
           <w:b/>
         </w:rPr>
-        <w:t>Post-conditions:</w:t>
-      </w:r>
-      <w:r>
-        <w:t xml:space="preserve"> The target user's ID is removed from the Community's members array, and the Community ID is removed from the target user's communities array.</w:t>
+        <w:t xml:space="preserve">Post-conditions:</w:t>
+      </w:r>
+      <w:r>
+        <w:t xml:space="preserve"> The target user is removed from the Community and blocked: they lose access to its feed, and no invite link lets them rejoin (they see the UC-15 invalid-link message) until an Admin unblocks them from the Community Settings &amp; Members screen.</w:t>
       </w:r>
     </w:p>
     <w:p>
@@ -2137,10 +2137,10 @@
         <w:rPr>
           <w:b/>
         </w:rPr>
-        <w:t>Fail description (Alternative Scenario):</w:t>
-      </w:r>
-      <w:r>
-        <w:t xml:space="preserve"> The Admin attempts to remove another user who also holds Admin privileges. The system prevents the removal and displays an error message: "Cannot remove an Admin. You must demote this user to a standard member before removing them."</w:t>
+        <w:t xml:space="preserve">Fail description (Alternative Scenario):</w:t>
+      </w:r>
+      <w:r>
+        <w:t xml:space="preserve"> The Admin attempts to remove another user who also holds Admin privileges. The system prevents the removal and displays an error message: "Cannot remove an Admin. You must demote this user to a standard member before removing them." The Owner cannot be removed or demoted at all; ownership only moves when the Owner transfers it.</w:t>
       </w:r>
     </w:p>
     <w:p>

--- a/docs/use cases.docx
+++ b/docs/use cases.docx
@@ -529,7 +529,7 @@
         <w:pStyle w:val="ListBullet"/>
       </w:pPr>
       <w:r>
-        <w:t>The user navigates to their profile or settings page.</w:t>
+        <w:t>The user opens My Profile from the Profile tab.</w:t>
       </w:r>
     </w:p>
     <w:p>
@@ -537,7 +537,7 @@
         <w:pStyle w:val="ListBullet"/>
       </w:pPr>
       <w:r>
-        <w:t>The user clicks the "Logout" button.</w:t>
+        <w:t>The user clicks the "Sign out" button at the bottom of the screen.</w:t>
       </w:r>
     </w:p>
     <w:p>
@@ -658,7 +658,7 @@
         <w:pStyle w:val="ListBullet2"/>
       </w:pPr>
       <w:r>
-        <w:t>The user navigates to their profile screen and selects "Edit Profile".</w:t>
+        <w:t>The user opens My Profile from the Profile tab; the fields are editable in place.</w:t>
       </w:r>
     </w:p>
     <w:p>
@@ -682,7 +682,7 @@
         <w:pStyle w:val="ListBullet2"/>
       </w:pPr>
       <w:r>
-        <w:t>The user clicks the "Save Changes" button.</w:t>
+        <w:t>The user clicks the "Save changes" button, enabled only once something has changed.</w:t>
       </w:r>
     </w:p>
     <w:p>
@@ -706,7 +706,7 @@
         <w:pStyle w:val="ListBullet2"/>
       </w:pPr>
       <w:r>
-        <w:t>The system displays a "Profile updated successfully" toast notification and returns the user to their refreshed profile view.</w:t>
+        <w:t>The system displays a "Profile updated" toast notification and the screen shows the saved values.</w:t>
       </w:r>
     </w:p>
     <w:p>
@@ -743,7 +743,18 @@
         <w:t>generated</w:t>
       </w:r>
       <w:r>
-        <w:t xml:space="preserve">, not uploaded — initials over a colour derived deterministically from the user id. Users who signed in with Google may choose the picture Google supplies during onboarding; the generated avatar is the default, and a declined photo is not stored. There is no upload control anywhere in the product; see </w:t>
+        <w:t xml:space="preserve">, not uploaded — initials over a colour derived deterministically from the user id. Users may choose the picture Google supplies during onboarding; the generated avatar is the default, and a declined photo is not stored. On My Profile the avatar can be switched both ways: "Use generated avatar" deletes the stored photo, and going back to the Google photo requires a fresh Google sign-in from the same account, which fetches the current photo (</w:t>
+      </w:r>
+      <w:r>
+        <w:rPr>
+          <w:rFonts w:ascii="Consolas" w:hAnsi="Consolas"/>
+          <w:color w:val="A03030"/>
+          <w:sz w:val="19"/>
+        </w:rPr>
+        <w:t>docs/features/profile-settings.md</w:t>
+      </w:r>
+      <w:r>
+        <w:t xml:space="preserve"> §4). There is no upload control anywhere in the product; see </w:t>
       </w:r>
       <w:r>
         <w:rPr>

--- a/docs/use cases.docx
+++ b/docs/use cases.docx
@@ -2826,10 +2826,10 @@
         <w:rPr>
           <w:b/>
         </w:rPr>
-        <w:t>Scope detail is deliberately not specified here.</w:t>
-      </w:r>
-      <w:r>
-        <w:t xml:space="preserve"> Exactly which settings are configurable, and what the audit trail records, are decided in this feature's specification session and written to </w:t>
+        <w:t>Decided scope</w:t>
+      </w:r>
+      <w:r>
+        <w:t xml:space="preserve"> (</w:t>
       </w:r>
       <w:r>
         <w:rPr>
@@ -2840,7 +2840,7 @@
         <w:t>docs/features/admin-panel.md</w:t>
       </w:r>
       <w:r>
-        <w:t xml:space="preserve"> before implementation begins.</w:t>
+        <w:t xml:space="preserve">). The area shows two read-only lists - users and communities - and three presentation settings: an announcement banner for signed-in users, an accent colour from a fixed palette, and the Welcome tagline. Every settings change is recorded with who made it, the old and new value, and when, and the last 20 changes are shown on the settings screen. The admin can delete, suspend or edit nobody, and the settings list is fixed in code.</w:t>
       </w:r>
     </w:p>
     <w:sectPr>

--- a/docs/use cases.docx
+++ b/docs/use cases.docx
@@ -1598,10 +1598,10 @@
         <w:rPr>
           <w:b/>
         </w:rPr>
-        <w:t>Description:</w:t>
-      </w:r>
-      <w:r>
-        <w:t xml:space="preserve"> A user shares a message in the form of a music recommendation (with optional text comments) to a Community feed.</w:t>
+        <w:t xml:space="preserve">Description:</w:t>
+      </w:r>
+      <w:r>
+        <w:t xml:space="preserve"> A user shares a music recommendation — a song or album link from Spotify, Apple Music, YouTube, Tidal or Deezer, with an optional comment of up to 280 characters — to a Community feed.</w:t>
       </w:r>
     </w:p>
     <w:p>
@@ -1694,7 +1694,7 @@
         <w:pStyle w:val="ListBullet2"/>
       </w:pPr>
       <w:r>
-        <w:t>The backend automatically processes the link, identifies the song, fetches metadata (Artist, Title, Cover Art), and generates a "Universal Link".</w:t>
+        <w:t xml:space="preserve">The backend converts the link through squigly.link while the user sees "Finding this track on other services…", fetching the metadata (Artist, Title, Cover Art) and the matching link on each supported service.</w:t>
       </w:r>
     </w:p>
     <w:p>
@@ -1710,7 +1710,136 @@
         <w:pStyle w:val="ListBullet2"/>
       </w:pPr>
       <w:r>
-        <w:t>When other members view the post, the link automatically directs them to the specific service they defined in their own preferences.</w:t>
+        <w:t xml:space="preserve">When other members view the post, its main button opens it in the service they defined in their own preferences, falling back to the original link when that service has no match; "Other services" lists every link found.</w:t>
+      </w:r>
+    </w:p>
+    <w:p>
+      <w:pPr>
+        <w:pStyle w:val="ListBullet"/>
+      </w:pPr>
+      <w:r>
+        <w:rPr>
+          <w:b/>
+        </w:rPr>
+        <w:t xml:space="preserve">Fail description (Alternative Scenario):</w:t>
+      </w:r>
+      <w:r>
+        <w:t xml:space="preserve"> The user pastes a broken URL, a link that is not a song or album on a supported service (a playlist, an artist), or a link squigly.link answers "could not be found" for. The system prevents the post from being published, keeps the draft, and alerts the user: "Invalid link. We couldn't retrieve the song information. Please ensure it's a valid link from a supported streaming service." If the conversion cannot run at all — squigly.link unreachable, slower than the 12-second ceiling, or its page unreadable — the post is still published with the original link and a quiet "Other services unavailable" note, and its author can tap "Find on other services" later.</w:t>
+      </w:r>
+    </w:p>
+    <w:p>
+      <w:pPr>
+        <w:pStyle w:val="Heading3"/>
+      </w:pPr>
+      <w:r>
+        <w:t>UC-12: User Adds a Recommendation to Bookmarks ("Listen Later")</w:t>
+      </w:r>
+    </w:p>
+    <w:p>
+      <w:pPr>
+        <w:pStyle w:val="ListBullet"/>
+      </w:pPr>
+      <w:r>
+        <w:rPr>
+          <w:b/>
+        </w:rPr>
+        <w:t>Description:</w:t>
+      </w:r>
+      <w:r>
+        <w:t xml:space="preserve"> A user saves a music recommendation posted by a friend or community member to their personal "Listen Later" list for future listening.</w:t>
+      </w:r>
+    </w:p>
+    <w:p>
+      <w:pPr>
+        <w:pStyle w:val="ListBullet"/>
+      </w:pPr>
+      <w:r>
+        <w:rPr>
+          <w:b/>
+        </w:rPr>
+        <w:t>Pre-conditions:</w:t>
+      </w:r>
+      <w:r>
+        <w:t xml:space="preserve"> The user is logged in, viewing a Community feed, and sees a song recommendation post that they have not already bookmarked.</w:t>
+      </w:r>
+    </w:p>
+    <w:p>
+      <w:pPr>
+        <w:pStyle w:val="ListBullet"/>
+      </w:pPr>
+      <w:r>
+        <w:rPr>
+          <w:b/>
+        </w:rPr>
+        <w:t>Post-conditions:</w:t>
+      </w:r>
+      <w:r>
+        <w:t xml:space="preserve"> The specific Post ID is added to the user's bookmarks list in the database. The user interface updates to reflect that the song is saved.</w:t>
+      </w:r>
+    </w:p>
+    <w:p>
+      <w:pPr>
+        <w:pStyle w:val="ListBullet"/>
+      </w:pPr>
+      <w:r>
+        <w:rPr>
+          <w:b/>
+        </w:rPr>
+        <w:t>Trigger:</w:t>
+      </w:r>
+      <w:r>
+        <w:t xml:space="preserve"> The user taps the "Bookmark" or "Save for Later" icon located on a specific music recommendation post.</w:t>
+      </w:r>
+    </w:p>
+    <w:p>
+      <w:pPr>
+        <w:pStyle w:val="ListBullet"/>
+      </w:pPr>
+      <w:r>
+        <w:rPr>
+          <w:b/>
+        </w:rPr>
+        <w:t>Step-by-step scenario (Success):</w:t>
+      </w:r>
+    </w:p>
+    <w:p>
+      <w:pPr>
+        <w:pStyle w:val="ListBullet2"/>
+      </w:pPr>
+      <w:r>
+        <w:t>The user browses the feed of one of their Communities.</w:t>
+      </w:r>
+    </w:p>
+    <w:p>
+      <w:pPr>
+        <w:pStyle w:val="ListBullet2"/>
+      </w:pPr>
+      <w:r>
+        <w:t>The user spots a song recommendation they want to save for later.</w:t>
+      </w:r>
+    </w:p>
+    <w:p>
+      <w:pPr>
+        <w:pStyle w:val="ListBullet2"/>
+      </w:pPr>
+      <w:r>
+        <w:t>The user taps the "Bookmark" icon on that specific post.</w:t>
+      </w:r>
+    </w:p>
+    <w:p>
+      <w:pPr>
+        <w:pStyle w:val="ListBullet2"/>
+      </w:pPr>
+      <w:r>
+        <w:t>The backend processes the request and links the Post ID to the user's personal bookmarks collection.</w:t>
+      </w:r>
+    </w:p>
+    <w:p>
+      <w:pPr>
+        <w:pStyle w:val="ListBullet2"/>
+      </w:pPr>
+      <w:r>
+        <w:t>The UI provides immediate visual feedback, changing the bookmark icon's state (e.g., from an outline to a filled icon) and displaying a brief "Added to Listen Later" toast notification.</w:t>
       </w:r>
     </w:p>
     <w:p>
@@ -1724,7 +1853,7 @@
         <w:t>Fail description (Alternative Scenario):</w:t>
       </w:r>
       <w:r>
-        <w:t xml:space="preserve"> The user pastes a broken URL or a link that does not point to a supported music service. The backend attempts to fetch the metadata but fails. The system prevents the post from being published and alerts the user: "Invalid link. We couldn't retrieve the song information. Please ensure it's a valid link from a supported streaming service."</w:t>
+        <w:t xml:space="preserve"> The user's device loses internet connectivity right as they tap the bookmark icon. The backend request fails to reach the server. The application catches the network error, reverts the icon back to its unsaved state, and displays an error banner: "Failed to save. Please check your connection and try again."</w:t>
       </w:r>
     </w:p>
     <w:p>
@@ -1732,7 +1861,7 @@
         <w:pStyle w:val="Heading3"/>
       </w:pPr>
       <w:r>
-        <w:t>UC-12: User Adds a Recommendation to Bookmarks ("Listen Later")</w:t>
+        <w:t>UC-13: User Processes a Bookmarked Recommendation (Rate &amp; Feedback)</w:t>
       </w:r>
     </w:p>
     <w:p>
@@ -1746,7 +1875,7 @@
         <w:t>Description:</w:t>
       </w:r>
       <w:r>
-        <w:t xml:space="preserve"> A user saves a music recommendation posted by a friend or community member to their personal "Listen Later" list for future listening.</w:t>
+        <w:t xml:space="preserve"> A user accesses their "My List" screen, listens to a saved song, submits a rating with optional text feedback, and the system notifies the friend who recommended it.</w:t>
       </w:r>
     </w:p>
     <w:p>
@@ -1760,7 +1889,7 @@
         <w:t>Pre-conditions:</w:t>
       </w:r>
       <w:r>
-        <w:t xml:space="preserve"> The user is logged in, viewing a Community feed, and sees a song recommendation post that they have not already bookmarked.</w:t>
+        <w:t xml:space="preserve"> The user is logged in and has at least one unrated, saved song residing in their "My List" screen.</w:t>
       </w:r>
     </w:p>
     <w:p>
@@ -1774,7 +1903,7 @@
         <w:t>Post-conditions:</w:t>
       </w:r>
       <w:r>
-        <w:t xml:space="preserve"> The specific Post ID is added to the user's bookmarks list in the database. The user interface updates to reflect that the song is saved.</w:t>
+        <w:t xml:space="preserve"> A Rating object (containing the score and optional comment) is appended to the original Post. The song is removed from the user's active "Listen Later" queue. A notification is dispatched to the author of the original post.</w:t>
       </w:r>
     </w:p>
     <w:p>
@@ -1788,7 +1917,7 @@
         <w:t>Trigger:</w:t>
       </w:r>
       <w:r>
-        <w:t xml:space="preserve"> The user taps the "Bookmark" or "Save for Later" icon located on a specific music recommendation post.</w:t>
+        <w:t xml:space="preserve"> The user taps the "Rate" or "Mark as Listened" button on a song within their "My List" screen.</w:t>
       </w:r>
     </w:p>
     <w:p>
@@ -1807,7 +1936,7 @@
         <w:pStyle w:val="ListBullet2"/>
       </w:pPr>
       <w:r>
-        <w:t>The user browses the feed of one of their Communities.</w:t>
+        <w:t>The user navigates to the dedicated "My List" view to see their bookmarked songs.</w:t>
       </w:r>
     </w:p>
     <w:p>
@@ -1815,7 +1944,7 @@
         <w:pStyle w:val="ListBullet2"/>
       </w:pPr>
       <w:r>
-        <w:t>The user spots a song recommendation they want to save for later.</w:t>
+        <w:t>The user taps on a saved song, which automatically directs them to their preferred streaming service to listen to it.</w:t>
       </w:r>
     </w:p>
     <w:p>
@@ -1823,7 +1952,7 @@
         <w:pStyle w:val="ListBullet2"/>
       </w:pPr>
       <w:r>
-        <w:t>The user taps the "Bookmark" icon on that specific post.</w:t>
+        <w:t>Returning to the app, the user taps the action button to rate the specific bookmark.</w:t>
       </w:r>
     </w:p>
     <w:p>
@@ -1831,7 +1960,7 @@
         <w:pStyle w:val="ListBullet2"/>
       </w:pPr>
       <w:r>
-        <w:t>The backend processes the request and links the Post ID to the user's personal bookmarks collection.</w:t>
+        <w:t>The system prompts the user to select a rating on a scale of 1 to 10 stars.</w:t>
       </w:r>
     </w:p>
     <w:p>
@@ -1839,7 +1968,31 @@
         <w:pStyle w:val="ListBullet2"/>
       </w:pPr>
       <w:r>
-        <w:t>The UI provides immediate visual feedback, changing the bookmark icon's state (e.g., from an outline to a filled icon) and displaying a brief "Added to Listen Later" toast notification.</w:t>
+        <w:t>The user selects a star rating and optionally inputs a text comment into the feedback field.</w:t>
+      </w:r>
+    </w:p>
+    <w:p>
+      <w:pPr>
+        <w:pStyle w:val="ListBullet2"/>
+      </w:pPr>
+      <w:r>
+        <w:t>The user submits the rating.</w:t>
+      </w:r>
+    </w:p>
+    <w:p>
+      <w:pPr>
+        <w:pStyle w:val="ListBullet2"/>
+      </w:pPr>
+      <w:r>
+        <w:t>The backend creates a new Rating object associated with the Post and removes the item from the user's "My List".</w:t>
+      </w:r>
+    </w:p>
+    <w:p>
+      <w:pPr>
+        <w:pStyle w:val="ListBullet2"/>
+      </w:pPr>
+      <w:r>
+        <w:t>The backend triggers a notification to the user who originally posted the recommendation (e.g., "[User] rated your recommendation 8 stars!").</w:t>
       </w:r>
     </w:p>
     <w:p>
@@ -1850,10 +2003,10 @@
         <w:rPr>
           <w:b/>
         </w:rPr>
-        <w:t>Fail description (Alternative Scenario):</w:t>
-      </w:r>
-      <w:r>
-        <w:t xml:space="preserve"> The user's device loses internet connectivity right as they tap the bookmark icon. The backend request fails to reach the server. The application catches the network error, reverts the icon back to its unsaved state, and displays an error banner: "Failed to save. Please check your connection and try again."</w:t>
+        <w:t>Fail description (Alternative Scenario - Post Deleted):</w:t>
+      </w:r>
+      <w:r>
+        <w:t xml:space="preserve"> The user attempts to rate a song from their "My List," but the original recommendation post was deleted by its author or a Community Admin while it was sitting in the user's queue. When the user submits the rating, the backend returns a "Post not found" error. The app removes the "ghost" bookmark from the UI and informs the user: "This recommendation is no longer available as the original post was deleted."</w:t>
       </w:r>
     </w:p>
     <w:p>
@@ -1861,7 +2014,7 @@
         <w:pStyle w:val="Heading3"/>
       </w:pPr>
       <w:r>
-        <w:t>UC-13: User Processes a Bookmarked Recommendation (Rate &amp; Feedback)</w:t>
+        <w:t>UC-14: Admin Removes a User from a Community</w:t>
       </w:r>
     </w:p>
     <w:p>
@@ -1875,7 +2028,7 @@
         <w:t>Description:</w:t>
       </w:r>
       <w:r>
-        <w:t xml:space="preserve"> A user accesses their "My List" screen, listens to a saved song, submits a rating with optional text feedback, and the system notifies the friend who recommended it.</w:t>
+        <w:t xml:space="preserve"> A user with administrative privileges in a Community revokes another user's membership, removing their access to the group's feed and shared music.</w:t>
       </w:r>
     </w:p>
     <w:p>
@@ -1889,159 +2042,6 @@
         <w:t>Pre-conditions:</w:t>
       </w:r>
       <w:r>
-        <w:t xml:space="preserve"> The user is logged in and has at least one unrated, saved song residing in their "My List" screen.</w:t>
-      </w:r>
-    </w:p>
-    <w:p>
-      <w:pPr>
-        <w:pStyle w:val="ListBullet"/>
-      </w:pPr>
-      <w:r>
-        <w:rPr>
-          <w:b/>
-        </w:rPr>
-        <w:t>Post-conditions:</w:t>
-      </w:r>
-      <w:r>
-        <w:t xml:space="preserve"> A Rating object (containing the score and optional comment) is appended to the original Post. The song is removed from the user's active "Listen Later" queue. A notification is dispatched to the author of the original post.</w:t>
-      </w:r>
-    </w:p>
-    <w:p>
-      <w:pPr>
-        <w:pStyle w:val="ListBullet"/>
-      </w:pPr>
-      <w:r>
-        <w:rPr>
-          <w:b/>
-        </w:rPr>
-        <w:t>Trigger:</w:t>
-      </w:r>
-      <w:r>
-        <w:t xml:space="preserve"> The user taps the "Rate" or "Mark as Listened" button on a song within their "My List" screen.</w:t>
-      </w:r>
-    </w:p>
-    <w:p>
-      <w:pPr>
-        <w:pStyle w:val="ListBullet"/>
-      </w:pPr>
-      <w:r>
-        <w:rPr>
-          <w:b/>
-        </w:rPr>
-        <w:t>Step-by-step scenario (Success):</w:t>
-      </w:r>
-    </w:p>
-    <w:p>
-      <w:pPr>
-        <w:pStyle w:val="ListBullet2"/>
-      </w:pPr>
-      <w:r>
-        <w:t>The user navigates to the dedicated "My List" view to see their bookmarked songs.</w:t>
-      </w:r>
-    </w:p>
-    <w:p>
-      <w:pPr>
-        <w:pStyle w:val="ListBullet2"/>
-      </w:pPr>
-      <w:r>
-        <w:t>The user taps on a saved song, which automatically directs them to their preferred streaming service to listen to it.</w:t>
-      </w:r>
-    </w:p>
-    <w:p>
-      <w:pPr>
-        <w:pStyle w:val="ListBullet2"/>
-      </w:pPr>
-      <w:r>
-        <w:t>Returning to the app, the user taps the action button to rate the specific bookmark.</w:t>
-      </w:r>
-    </w:p>
-    <w:p>
-      <w:pPr>
-        <w:pStyle w:val="ListBullet2"/>
-      </w:pPr>
-      <w:r>
-        <w:t>The system prompts the user to select a rating on a scale of 1 to 10 stars.</w:t>
-      </w:r>
-    </w:p>
-    <w:p>
-      <w:pPr>
-        <w:pStyle w:val="ListBullet2"/>
-      </w:pPr>
-      <w:r>
-        <w:t>The user selects a star rating and optionally inputs a text comment into the feedback field.</w:t>
-      </w:r>
-    </w:p>
-    <w:p>
-      <w:pPr>
-        <w:pStyle w:val="ListBullet2"/>
-      </w:pPr>
-      <w:r>
-        <w:t>The user submits the rating.</w:t>
-      </w:r>
-    </w:p>
-    <w:p>
-      <w:pPr>
-        <w:pStyle w:val="ListBullet2"/>
-      </w:pPr>
-      <w:r>
-        <w:t>The backend creates a new Rating object associated with the Post and removes the item from the user's "My List".</w:t>
-      </w:r>
-    </w:p>
-    <w:p>
-      <w:pPr>
-        <w:pStyle w:val="ListBullet2"/>
-      </w:pPr>
-      <w:r>
-        <w:t>The backend triggers a notification to the user who originally posted the recommendation (e.g., "[User] rated your recommendation 8 stars!").</w:t>
-      </w:r>
-    </w:p>
-    <w:p>
-      <w:pPr>
-        <w:pStyle w:val="ListBullet"/>
-      </w:pPr>
-      <w:r>
-        <w:rPr>
-          <w:b/>
-        </w:rPr>
-        <w:t>Fail description (Alternative Scenario - Post Deleted):</w:t>
-      </w:r>
-      <w:r>
-        <w:t xml:space="preserve"> The user attempts to rate a song from their "My List," but the original recommendation post was deleted by its author or a Community Admin while it was sitting in the user's queue. When the user submits the rating, the backend returns a "Post not found" error. The app removes the "ghost" bookmark from the UI and informs the user: "This recommendation is no longer available as the original post was deleted."</w:t>
-      </w:r>
-    </w:p>
-    <w:p>
-      <w:pPr>
-        <w:pStyle w:val="Heading3"/>
-      </w:pPr>
-      <w:r>
-        <w:t>UC-14: Admin Removes a User from a Community</w:t>
-      </w:r>
-    </w:p>
-    <w:p>
-      <w:pPr>
-        <w:pStyle w:val="ListBullet"/>
-      </w:pPr>
-      <w:r>
-        <w:rPr>
-          <w:b/>
-        </w:rPr>
-        <w:t>Description:</w:t>
-      </w:r>
-      <w:r>
-        <w:t xml:space="preserve"> A user with administrative privileges in a Community revokes another user's membership, removing their access to the group's feed and shared music.</w:t>
-      </w:r>
-    </w:p>
-    <w:p>
-      <w:pPr>
-        <w:pStyle w:val="ListBullet"/>
-      </w:pPr>
-      <w:r>
-        <w:rPr>
-          <w:b/>
-        </w:rPr>
-        <w:t>Pre-conditions:</w:t>
-      </w:r>
-      <w:r>
         <w:t xml:space="preserve"> The acting user is logged in, holds Admin status within the specific Community, and the target user is currently listed in the Community's members array.</w:t>
       </w:r>
     </w:p>
@@ -2056,7 +2056,7 @@
         <w:t xml:space="preserve">Post-conditions:</w:t>
       </w:r>
       <w:r>
-        <w:t xml:space="preserve"> The target user is removed from the Community and blocked: they lose access to its feed, and no invite link lets them rejoin (they see the UC-15 invalid-link message) until an Admin unblocks them from the Community Settings &amp; Members screen.</w:t>
+        <w:t xml:space="preserve"> The target user is removed from the Community and blocked: they lose access to its feed, and no invite link lets them rejoin (they see the UC-15 invalid-link message) until an Admin unblocks them from the Community Settings &amp; Members screen. Their posts in this Community are deleted with the removal, permanently; leaving voluntarily (UC-10) keeps a member's posts.</w:t>
       </w:r>
     </w:p>
     <w:p>

--- a/docs/use cases.docx
+++ b/docs/use cases.docx
@@ -2480,10 +2480,10 @@
         <w:rPr>
           <w:b/>
         </w:rPr>
-        <w:t>Description:</w:t>
-      </w:r>
-      <w:r>
-        <w:t xml:space="preserve"> The original author of a music recommendation permanently removes their post from a Community feed.</w:t>
+        <w:t xml:space="preserve">Description:</w:t>
+      </w:r>
+      <w:r>
+        <w:t xml:space="preserve"> The original author of a music recommendation permanently removes their post from a Community feed. A Community's Admins and its Owner can delete any post in that Community the same way — a member's, a fellow Admin's, the Owner's, or a former member's (docs/features/posts-delete.md).</w:t>
       </w:r>
     </w:p>
     <w:p>
@@ -2494,10 +2494,10 @@
         <w:rPr>
           <w:b/>
         </w:rPr>
-        <w:t>Pre-conditions:</w:t>
-      </w:r>
-      <w:r>
-        <w:t xml:space="preserve"> The user is logged in, viewing a Community feed, and their User ID matches the authorId of the target Post.</w:t>
+        <w:t xml:space="preserve">Pre-conditions:</w:t>
+      </w:r>
+      <w:r>
+        <w:t xml:space="preserve"> The user is logged in, viewing a Community feed, and either their User ID matches the authorId of the target Post or they are an Admin or the Owner of that Community.</w:t>
       </w:r>
     </w:p>
     <w:p>
@@ -2568,7 +2568,7 @@
         <w:pStyle w:val="ListBullet2"/>
       </w:pPr>
       <w:r>
-        <w:t>The system prompts the user with a destructive action warning: "Are you sure you want to delete this recommendation? This will also delete all ratings and comments associated with it."</w:t>
+        <w:t xml:space="preserve">The system prompts the user with a destructive action warning: "Are you sure you want to delete this recommendation? This will also delete all ratings and comments associated with it." An Admin deleting someone else's post is asked instead: "Delete [Author]'s recommendation? This will also delete all ratings and comments on it. [Author] won't be notified."</w:t>
       </w:r>
     </w:p>
     <w:p>
@@ -2603,10 +2603,10 @@
         <w:rPr>
           <w:b/>
         </w:rPr>
-        <w:t>Fail description (Alternative Scenario):</w:t>
-      </w:r>
-      <w:r>
-        <w:t xml:space="preserve"> The user's device loses network connectivity immediately after confirming the deletion. The backend request fails. The system catches the error, leaves the post visible in the feed, and displays a temporary error banner: "Could not delete post. Check your connection and try again."</w:t>
+        <w:t xml:space="preserve">Fail description (Alternative Scenario):</w:t>
+      </w:r>
+      <w:r>
+        <w:t xml:space="preserve"> The user's device loses network connectivity immediately after confirming the deletion. The backend request fails. The system catches the error, leaves the post visible in the feed, and displays a temporary error banner: "Could not delete post. Check your connection and try again." If someone else deleted the post first, it simply disappears with "This post was already deleted." A plain member can never delete another member's post: the server refuses it.</w:t>
       </w:r>
     </w:p>
     <w:p>

--- a/docs/use cases.docx
+++ b/docs/use cases.docx
@@ -1760,7 +1760,7 @@
         <w:t>Pre-conditions:</w:t>
       </w:r>
       <w:r>
-        <w:t xml:space="preserve"> The user is logged in, viewing a Community feed, and sees a song recommendation post that they have not already bookmarked.</w:t>
+        <w:t xml:space="preserve"> The user is logged in, viewing a Community feed, and sees a song recommendation post that they have not already bookmarked, written by someone else: a user cannot bookmark their own post.</w:t>
       </w:r>
     </w:p>
     <w:p>
@@ -1774,7 +1774,7 @@
         <w:t>Post-conditions:</w:t>
       </w:r>
       <w:r>
-        <w:t xml:space="preserve"> The specific Post ID is added to the user's bookmarks list in the database. The user interface updates to reflect that the song is saved.</w:t>
+        <w:t xml:space="preserve"> The specific Post ID is added to the user's bookmarks list in the database. The user interface updates to reflect that the song is saved. The bookmark is private: nobody else can see who saved a post. It stays in the user's list if they later leave the Community or are removed from it.</w:t>
       </w:r>
     </w:p>
     <w:p>
@@ -1853,7 +1853,7 @@
         <w:t>Fail description (Alternative Scenario):</w:t>
       </w:r>
       <w:r>
-        <w:t xml:space="preserve"> The user's device loses internet connectivity right as they tap the bookmark icon. The backend request fails to reach the server. The application catches the network error, reverts the icon back to its unsaved state, and displays an error banner: "Failed to save. Please check your connection and try again."</w:t>
+        <w:t xml:space="preserve"> The user's device loses internet connectivity right as they tap the bookmark icon. The backend request fails to reach the server. The application catches the network error, reverts the icon back to its unsaved state, and displays an error banner: "Failed to save. Please check your connection and try again." Tapping the filled icon again removes the bookmark ("Removed from Listen Later"). If the post was deleted meanwhile, the icon reverts and the user is told "This post is no longer available." (docs/features/bookmarks-my-list.md)</w:t>
       </w:r>
     </w:p>
     <w:p>
@@ -2056,7 +2056,7 @@
         <w:t xml:space="preserve">Post-conditions:</w:t>
       </w:r>
       <w:r>
-        <w:t xml:space="preserve"> The target user is removed from the Community and blocked: they lose access to its feed, and no invite link lets them rejoin (they see the UC-15 invalid-link message) until an Admin unblocks them from the Community Settings &amp; Members screen. Their posts in this Community are deleted with the removal, permanently; leaving voluntarily (UC-10) keeps a member's posts.</w:t>
+        <w:t xml:space="preserve"> The target user is removed from the Community and blocked: they lose access to its feed, and no invite link lets them rejoin (they see the UC-15 invalid-link message) until an Admin unblocks them from the Community Settings &amp; Members screen. Their posts in this Community are deleted with the removal, permanently; leaving voluntarily (UC-10) keeps a member's posts. Songs the removed user had already saved from this Community stay in their My List (docs/features/bookmarks-my-list.md §3.2).</w:t>
       </w:r>
     </w:p>
     <w:p>

--- a/docs/use cases.docx
+++ b/docs/use cases.docx
@@ -1774,7 +1774,7 @@
         <w:t>Post-conditions:</w:t>
       </w:r>
       <w:r>
-        <w:t xml:space="preserve"> The specific Post ID is added to the user's bookmarks list in the database. The user interface updates to reflect that the song is saved. The bookmark is private: nobody else can see who saved a post. It stays in the user's list if they later leave the Community or are removed from it.</w:t>
+        <w:t xml:space="preserve"> The specific Post ID is added to the user's bookmarks list in the database. The user interface updates to reflect that the song is saved. The bookmark is private: nobody else can see who saved a post. It stays in the user's list if they later leave the Community or are removed from it. Once the user has rated a post, it can no longer be bookmarked (UC-13).</w:t>
       </w:r>
     </w:p>
     <w:p>
@@ -1889,7 +1889,7 @@
         <w:t>Pre-conditions:</w:t>
       </w:r>
       <w:r>
-        <w:t xml:space="preserve"> The user is logged in and has at least one unrated, saved song residing in their "My List" screen.</w:t>
+        <w:t xml:space="preserve"> The user is logged in and has at least one unrated, saved song residing in their "My List" screen, and is still a member of that song's Community. A song from a Community the user has left or been removed from shows "You're no longer in {Community}" instead of the rate button.</w:t>
       </w:r>
     </w:p>
     <w:p>
@@ -1903,7 +1903,7 @@
         <w:t>Post-conditions:</w:t>
       </w:r>
       <w:r>
-        <w:t xml:space="preserve"> A Rating object (containing the score and optional comment) is appended to the original Post. The song is removed from the user's active "Listen Later" queue. A notification is dispatched to the author of the original post.</w:t>
+        <w:t xml:space="preserve"> A Rating object (containing the score and optional comment) is appended to the original Post. The song is removed from the user's active "Listen Later" queue. A notification is dispatched to the author of the original post (for now a logged stub; a real channel arrives later, docs/features/rate-post.md §4.2). The rating is final, and the feed shows the rater "You rated n/10" on the post.</w:t>
       </w:r>
     </w:p>
     <w:p>
@@ -2006,7 +2006,7 @@
         <w:t>Fail description (Alternative Scenario - Post Deleted):</w:t>
       </w:r>
       <w:r>
-        <w:t xml:space="preserve"> The user attempts to rate a song from their "My List," but the original recommendation post was deleted by its author or a Community Admin while it was sitting in the user's queue. When the user submits the rating, the backend returns a "Post not found" error. The app removes the "ghost" bookmark from the UI and informs the user: "This recommendation is no longer available as the original post was deleted."</w:t>
+        <w:t xml:space="preserve"> The user attempts to rate a song from their "My List," but the original recommendation post was deleted by its author or a Community Admin while it was sitting in the user's queue. When the user submits the rating, the backend returns a "Post not found" error. The app removes the "ghost" bookmark from the UI and informs the user: "This recommendation is no longer available as the original post was deleted." A second rating of the same post (from another tab) is refused with "You already rated this post." and the song leaves the list; a user can never rate their own post.</w:t>
       </w:r>
     </w:p>
     <w:p>

--- a/docs/use cases.docx
+++ b/docs/use cases.docx
@@ -1903,7 +1903,7 @@
         <w:t>Post-conditions:</w:t>
       </w:r>
       <w:r>
-        <w:t xml:space="preserve"> A Rating object (containing the score and optional comment) is appended to the original Post. The song is removed from the user's active "Listen Later" queue. A notification is dispatched to the author of the original post (for now a logged stub; a real channel arrives later, docs/features/rate-post.md §4.2). The rating is final, and the feed shows the rater "You rated n/10" on the post.</w:t>
+        <w:t xml:space="preserve"> A Rating object (containing the score and optional comment) is appended to the original Post. The song is removed from the user's active "Listen Later" queue. A notification is dispatched to the author of the original post (for now a logged stub; a real channel arrives later, docs/features/rate-post.md §4.2). The rater can later edit the score and comment from Post Detail (UC-16), and the feed shows the rater "You rated n/10" on the post.</w:t>
       </w:r>
     </w:p>
     <w:p>
@@ -2056,7 +2056,7 @@
         <w:t xml:space="preserve">Post-conditions:</w:t>
       </w:r>
       <w:r>
-        <w:t xml:space="preserve"> The target user is removed from the Community and blocked: they lose access to its feed, and no invite link lets them rejoin (they see the UC-15 invalid-link message) until an Admin unblocks them from the Community Settings &amp; Members screen. Their posts in this Community are deleted with the removal, permanently; leaving voluntarily (UC-10) keeps a member's posts. Songs the removed user had already saved from this Community stay in their My List (docs/features/bookmarks-my-list.md §3.2).</w:t>
+        <w:t xml:space="preserve"> The target user is removed from the Community and blocked: they lose access to its feed, and no invite link lets them rejoin (they see the UC-15 invalid-link message) until an Admin unblocks them from the Community Settings &amp; Members screen. Their posts in this Community are deleted with the removal, permanently; leaving voluntarily (UC-10) keeps a member's posts. Songs the removed user had already saved from this Community stay in their My List (docs/features/bookmarks-my-list.md §3.2). Their ratings in this Community are deleted with the removal too, permanently; leaving keeps them (docs/features/post-detail.md §3.1).</w:t>
       </w:r>
     </w:p>
     <w:p>
@@ -2335,7 +2335,7 @@
         <w:t>Pre-conditions:</w:t>
       </w:r>
       <w:r>
-        <w:t xml:space="preserve"> The user is logged in, viewing a Community feed, and the target post has at least one rating attached to it.</w:t>
+        <w:t xml:space="preserve"> The user is logged in, viewing a Community feed, and is a current member of the post's Community. Ratings are visible to every member, whether or not they have rated themselves.</w:t>
       </w:r>
     </w:p>
     <w:p>
@@ -2363,7 +2363,7 @@
         <w:t>Trigger:</w:t>
       </w:r>
       <w:r>
-        <w:t xml:space="preserve"> The user taps on the body of a specific post card (avoiding the external music link itself) or taps a dedicated "View Ratings" button.</w:t>
+        <w:t xml:space="preserve"> The user taps on the body of a specific post card (avoiding the external music link itself) or taps a dedicated "View Ratings" button. The feed card also shows the average and the number of ratings.</w:t>
       </w:r>
     </w:p>
     <w:p>
@@ -2428,7 +2428,7 @@
         <w:t>Fail description (Alternative Scenario):</w:t>
       </w:r>
       <w:r>
-        <w:t xml:space="preserve"> A database lag occurs while fetching the ratings array for a highly popular post. The system displays a loading skeleton or spinner for 3 seconds. If the fetch times out, the system displays a placeholder: "Could not load comments at this time. Pull to refresh."</w:t>
+        <w:t xml:space="preserve"> A database lag occurs while fetching the ratings array for a highly popular post. The system displays a loading skeleton or spinner for 3 seconds. If the fetch times out, the system displays a placeholder: "Could not load comments at this time." with Try again, while the post card stays visible. On this screen the user can edit their own rating, score and comment, with no "edited" marker (docs/features/post-detail.md).</w:t>
       </w:r>
     </w:p>
     <w:p>

--- a/docs/use cases.docx
+++ b/docs/use cases.docx
@@ -829,7 +829,7 @@
         <w:t>Trigger:</w:t>
       </w:r>
       <w:r>
-        <w:t xml:space="preserve"> The user taps the search icon/bar, types a query, and submits the search.</w:t>
+        <w:t xml:space="preserve"> The user opens the Search tab and types part of a name; the search runs as they type.</w:t>
       </w:r>
     </w:p>
     <w:p>
@@ -848,7 +848,7 @@
         <w:pStyle w:val="ListBullet2"/>
       </w:pPr>
       <w:r>
-        <w:t>The user taps the global search bar in the application header.</w:t>
+        <w:t>The user opens the Search tab in the bottom tab bar.</w:t>
       </w:r>
     </w:p>
     <w:p>
@@ -864,7 +864,7 @@
         <w:pStyle w:val="ListBullet2"/>
       </w:pPr>
       <w:r>
-        <w:t>The system queries the database for User records where the display name partially or fully matches the input.</w:t>
+        <w:t>The system looks through every user who has finished onboarding for a display name that contains the input, ignoring case, spacing and accents. Names that start with the input come first; at most 20 are shown, with a hint to type more.</w:t>
       </w:r>
     </w:p>
     <w:p>
@@ -880,7 +880,7 @@
         <w:pStyle w:val="ListBullet2"/>
       </w:pPr>
       <w:r>
-        <w:t>The user taps on a specific result to view that person's full profile and rating history.</w:t>
+        <w:t>The user taps on a specific result to view that person's profile: their avatar, name and streaming service, and their ratings in the communities the two of them share — never ratings from a community the searching user is not in. The same profile opens from any name on a post, a rating or a community's member list (docs/features/find-people.md).</w:t>
       </w:r>
     </w:p>
     <w:p>
@@ -894,7 +894,7 @@
         <w:t>Fail description (Alternative Scenario):</w:t>
       </w:r>
       <w:r>
-        <w:t xml:space="preserve"> The user searches for a name that does not exist in the database or contains invalid special characters. The system completes the search but returns an empty state graphic with the text: "No users found matching this search. Try a different name."</w:t>
+        <w:t xml:space="preserve"> The user searches for a name that does not exist in the database or contains characters no name can contain. The system completes the search without an error and returns an empty state graphic with the text: "No users found matching this search. Try a different name."</w:t>
       </w:r>
     </w:p>
     <w:p>

--- a/docs/use cases.docx
+++ b/docs/use cases.docx
@@ -1001,7 +1001,7 @@
         <w:pStyle w:val="ListBullet2"/>
       </w:pPr>
       <w:r>
-        <w:t>The UI instantly updates the button state from "Add Friend" to "Request Sent" or "Pending".</w:t>
+        <w:t>The UI updates the button from "Add Friend" to "Request sent". If the target had already sent the user a request, it is accepted instead and both become friends. The sender may cancel a pending request from the same profile.</w:t>
       </w:r>
     </w:p>
     <w:p>
@@ -1009,7 +1009,7 @@
         <w:pStyle w:val="ListBullet2"/>
       </w:pPr>
       <w:r>
-        <w:t>The system sends an in-app notification (and optionally a push notification) to the target user informing them of the new request.</w:t>
+        <w:t>The target user sees a badge counting pending requests on the Friends tab — the in-app notification; a log-only stub marks where a push channel would plug in (docs/features/friend-requests.md).</w:t>
       </w:r>
     </w:p>
     <w:p>
@@ -1023,7 +1023,7 @@
         <w:t>Fail description (Alternative Scenario):</w:t>
       </w:r>
       <w:r>
-        <w:t xml:space="preserve"> The target user has specific privacy settings enabled that prevent them from receiving incoming friend requests from strangers, or the target user has previously blocked the sender. When the user views the profile, the "Add Friend" button is either hidden entirely or disabled, preventing the trigger action from occurring.</w:t>
+        <w:t xml:space="preserve"> The target account no longer exists or has not finished onboarding: the request is refused with "User not found." Any signed-in user may send a request to anyone else — there are no privacy settings and no blocking (withdrawn by decision, docs/features/friend-requests.md §10); an unwanted request is ignored (UC-7).</w:t>
       </w:r>
     </w:p>
     <w:p>
@@ -1073,7 +1073,7 @@
         <w:t>Post-conditions:</w:t>
       </w:r>
       <w:r>
-        <w:t xml:space="preserve"> If accepted, the database updates the relationship status to "Friends" for both users. If ignored, the pending request is deleted from the database. The notification is cleared in both cases.</w:t>
+        <w:t xml:space="preserve"> If accepted, the database updates the relationship status to "Friends" for both users. If ignored, the pending request is deleted from the database; the sender is not told, sees "Add Friend" again, and may send a new request. The Friends tab badge drops in both cases.</w:t>
       </w:r>
     </w:p>
     <w:p>
@@ -1106,7 +1106,7 @@
         <w:pStyle w:val="ListBullet2"/>
       </w:pPr>
       <w:r>
-        <w:t>The user navigates to their pending friend requests list.</w:t>
+        <w:t>The user opens the Friends tab, whose badge counts pending requests; requests are listed first, newest first.</w:t>
       </w:r>
     </w:p>
     <w:p>
@@ -1138,7 +1138,7 @@
         <w:pStyle w:val="ListBullet2"/>
       </w:pPr>
       <w:r>
-        <w:t>The system notifies the original sender that their request was accepted. Both users can now easily invite each other to Communities.</w:t>
+        <w:t>The system notifies the original sender that their request was accepted (a log-only stub for now), and both see each other under "Your friends". Inviting friends to a community arrives with Phase 5, Step 5.5 (UC-9's picker).</w:t>
       </w:r>
     </w:p>
     <w:p>
@@ -1152,7 +1152,7 @@
         <w:t>Fail description (Alternative Scenario - Sender Deleted Account):</w:t>
       </w:r>
       <w:r>
-        <w:t xml:space="preserve"> The user taps "Accept" on a request, but the user who originally sent the request has since deleted their account. The backend fails to find the sender's user ID. The system removes the "ghost" request from the UI and displays a brief error toast: "This request is no longer valid as the user account does not exist."</w:t>
+        <w:t xml:space="preserve"> The user taps "Accept" on a request, but the user who originally sent the request has since deleted their account. The backend fails to find the sender's user ID. The system removes the "ghost" request from the UI and displays a brief error toast: "This request is no longer valid as the user account does not exist." A request that was cancelled or answered elsewhere meanwhile shows "This request is no longer available." instead.</w:t>
       </w:r>
     </w:p>
     <w:p>

--- a/docs/use cases.docx
+++ b/docs/use cases.docx
@@ -1202,7 +1202,7 @@
         <w:t>Post-conditions:</w:t>
       </w:r>
       <w:r>
-        <w:t xml:space="preserve"> The relationship record is removed from the database. The users are no longer connected, which may restrict direct interactions depending on privacy settings.</w:t>
+        <w:t xml:space="preserve"> The relationship record is removed from the database. The users are no longer connected. The other person is not told; either of them may send a new request later (docs/features/unfriend.md).</w:t>
       </w:r>
     </w:p>
     <w:p>
@@ -1216,7 +1216,7 @@
         <w:t>Trigger:</w:t>
       </w:r>
       <w:r>
-        <w:t xml:space="preserve"> The user navigates to their friends list or the target user's profile and taps the "Remove Friend" or "Unfriend" button.</w:t>
+        <w:t xml:space="preserve"> The user taps the ⋯ next to the friend on the Friends tab, or the "Friends" button on the friend's profile.</w:t>
       </w:r>
     </w:p>
     <w:p>
@@ -1235,7 +1235,7 @@
         <w:pStyle w:val="ListBullet2"/>
       </w:pPr>
       <w:r>
-        <w:t>The user navigates to their dedicated "Friends" list.</w:t>
+        <w:t>The user opens the Friends tab (or the friend's profile).</w:t>
       </w:r>
     </w:p>
     <w:p>
@@ -1243,7 +1243,7 @@
         <w:pStyle w:val="ListBullet2"/>
       </w:pPr>
       <w:r>
-        <w:t>The user selects the "Remove Friend" option next to the target user's name.</w:t>
+        <w:t>The user taps the ⋯ next to the friend's name (or the "Friends" button on the profile).</w:t>
       </w:r>
     </w:p>
     <w:p>
@@ -1289,7 +1289,7 @@
         <w:t>Fail description (Alternative Scenario):</w:t>
       </w:r>
       <w:r>
-        <w:t xml:space="preserve"> A network connectivity drop occurs exactly as the user confirms the deletion. The backend request fails or times out. The system catches the timeout, leaves the friend in the list, and displays a temporary error banner: "Action failed. Please check your internet connection and try again."</w:t>
+        <w:t xml:space="preserve"> A network connectivity drop occurs exactly as the user confirms the deletion. The backend request fails or times out. The system catches the timeout, leaves the friend in the list, and displays a temporary error toast: "Action failed. Please check your internet connection and try again."</w:t>
       </w:r>
     </w:p>
     <w:p>

--- a/docs/use cases.docx
+++ b/docs/use cases.docx
@@ -1396,7 +1396,7 @@
         <w:pStyle w:val="ListBullet2"/>
       </w:pPr>
       <w:r>
-        <w:t xml:space="preserve">Once friends exist (Phase 5), the system presents the user's friends list, allowing them to select friends to invite. Until then, a static "Invite friends" card holds that place on the form.</w:t>
+        <w:t xml:space="preserve">The system presents the user's friends list, allowing them to select friends to invite.</w:t>
       </w:r>
     </w:p>
     <w:p>
@@ -1412,7 +1412,7 @@
         <w:pStyle w:val="ListBullet2"/>
       </w:pPr>
       <w:r>
-        <w:t xml:space="preserve">The backend creates the Community and makes the creator its Owner. (Invite links for selected friends arrive with the friends picker; meanwhile an Admin shares an invite link, UC-15.)</w:t>
+        <w:t xml:space="preserve">The backend creates the Community and makes the creator its Owner. The selected friends each receive an invitation on their Friends tab, which they accept (joining as Members) or decline; nobody is added without saying yes. Admins can invite more friends later from the community's Invite friends panel (docs/features/invite-friends.md).</w:t>
       </w:r>
     </w:p>
     <w:p>
@@ -2299,7 +2299,7 @@
         <w:t>Who has the link.</w:t>
       </w:r>
       <w:r>
-        <w:t xml:space="preserve"> Each community has one invite link. Only its Admins can see it, share it, and reset it; resetting is what "revoked" means, and there is no expiry date. Joining twice is harmless: an existing member is told they are already in and taken to the community. Specified in docs/features/communities-invites.md.</w:t>
+        <w:t xml:space="preserve"> Each community has one invite link. Only its Admins can see it, share it, and reset it; resetting is what "revoked" means, and there is no expiry date. Joining twice is harmless: an existing member is told they are already in and taken to the community. Specified in docs/features/communities-invites.md. Alongside the link, Admins can invite their friends in the app; a pending invitation is cleared when the person joins by the link or is removed (docs/features/invite-friends.md).</w:t>
       </w:r>
     </w:p>
     <w:p>
